--- a/fixtures/generated/c06__text-box.docx
+++ b/fixtures/generated/c06__text-box.docx
@@ -32,12 +32,17 @@
                 </w:p>
                 <w:p>
                   <w:r>
-                    <w:t xml:space="preserve">Ballinglen House</w:t>
+                    <w:t xml:space="preserve">Rathnure</w:t>
                   </w:r>
                 </w:p>
                 <w:p>
                   <w:r>
-                    <w:t xml:space="preserve">Rathnure</w:t>
+                    <w:t xml:space="preserve">Enniscorthy</w:t>
+                  </w:r>
+                </w:p>
+                <w:p>
+                  <w:r>
+                    <w:t xml:space="preserve">Co. Wexford</w:t>
                   </w:r>
                 </w:p>
                 <w:p>
